--- a/downloads/teacher/05 Materials/Unit 04/Slides/Slides 04.11 - The Client Brief.docx
+++ b/downloads/teacher/05 Materials/Unit 04/Slides/Slides 04.11 - The Client Brief.docx
@@ -19,252 +19,243 @@
       <w:r>
         <w:t xml:space="preserve">Slide outline for Lesson 4.11. Thirteen slides, one day. This is day 1 of Project 04, Design a Room.</w:t>
       </w:r>
+    </w:p>
+    <w:p>
+      <w:pPr>
+        <w:pStyle w:val="Heading2"/>
+      </w:pPr>
+      <w:bookmarkStart w:id="21" w:name="slide-1-the-client-brief"/>
+      <w:r>
+        <w:t xml:space="preserve">Slide 1: The Client Brief</w:t>
+      </w:r>
+      <w:bookmarkEnd w:id="21"/>
+    </w:p>
+    <w:p>
+      <w:pPr>
+        <w:numPr>
+          <w:ilvl w:val="0"/>
+          <w:numId w:val="1001"/>
+        </w:numPr>
+        <w:pStyle w:val="Compact"/>
+      </w:pPr>
+      <w:r>
+        <w:t xml:space="preserve">Lesson 4.11, the first day of the Design a Room project</w:t>
+      </w:r>
+    </w:p>
+    <w:p>
+      <w:pPr>
+        <w:numPr>
+          <w:ilvl w:val="0"/>
+          <w:numId w:val="1001"/>
+        </w:numPr>
+        <w:pStyle w:val="Compact"/>
+      </w:pPr>
+      <w:r>
+        <w:t xml:space="preserve">Today: who you are designing for, and what they actually need</w:t>
+      </w:r>
+    </w:p>
+    <w:p>
+      <w:pPr>
+        <w:numPr>
+          <w:ilvl w:val="0"/>
+          <w:numId w:val="1001"/>
+        </w:numPr>
+        <w:pStyle w:val="Compact"/>
+      </w:pPr>
+      <w:r>
+        <w:t xml:space="preserve">You are not designing your dream room. You are designing theirs.</w:t>
+      </w:r>
       <w:r>
         <w:t xml:space="preserve"> </w:t>
       </w:r>
       <w:r>
-        <w:rPr>
-          <w:rStyle w:val="TeacherNote"/>
-        </w:rPr>
-        <w:t xml:space="preserve">[Sal: slide 5 is yours. Tell the Oracle or Orangetheory story where the customer said they wanted one thing and needed another. Two minutes, no more.]</w:t>
+        <w:t xml:space="preserve">Image: a designer’s desk with a floor plan, a tape measure, and a notepad with a list on it.</w:t>
       </w:r>
     </w:p>
     <w:p>
       <w:pPr>
         <w:pStyle w:val="Heading2"/>
       </w:pPr>
-      <w:bookmarkStart w:id="21" w:name="slide-1-the-client-brief"/>
-      <w:r>
-        <w:t xml:space="preserve">Slide 1: The Client Brief</w:t>
-      </w:r>
-      <w:bookmarkEnd w:id="21"/>
-    </w:p>
-    <w:p>
-      <w:pPr>
-        <w:numPr>
-          <w:ilvl w:val="0"/>
-          <w:numId w:val="1001"/>
-        </w:numPr>
-        <w:pStyle w:val="Compact"/>
-      </w:pPr>
-      <w:r>
-        <w:t xml:space="preserve">Lesson 4.11, the first day of the Design a Room project</w:t>
-      </w:r>
-    </w:p>
-    <w:p>
-      <w:pPr>
-        <w:numPr>
-          <w:ilvl w:val="0"/>
-          <w:numId w:val="1001"/>
-        </w:numPr>
-        <w:pStyle w:val="Compact"/>
-      </w:pPr>
-      <w:r>
-        <w:t xml:space="preserve">Today: who you are designing for, and what they actually need</w:t>
-      </w:r>
-    </w:p>
-    <w:p>
-      <w:pPr>
-        <w:numPr>
-          <w:ilvl w:val="0"/>
-          <w:numId w:val="1001"/>
-        </w:numPr>
-        <w:pStyle w:val="Compact"/>
-      </w:pPr>
-      <w:r>
-        <w:t xml:space="preserve">You are not designing your dream room. You are designing theirs.</w:t>
+      <w:bookmarkStart w:id="22" w:name="slide-2-do-now"/>
+      <w:r>
+        <w:t xml:space="preserve">Slide 2: Do now</w:t>
+      </w:r>
+      <w:bookmarkEnd w:id="22"/>
+    </w:p>
+    <w:p>
+      <w:pPr>
+        <w:numPr>
+          <w:ilvl w:val="0"/>
+          <w:numId w:val="1002"/>
+        </w:numPr>
+        <w:pStyle w:val="Compact"/>
+      </w:pPr>
+      <w:r>
+        <w:t xml:space="preserve">A room is 10 feet by 12 feet. Draw it at 1/4 inch equals 1 foot.</w:t>
+      </w:r>
+    </w:p>
+    <w:p>
+      <w:pPr>
+        <w:numPr>
+          <w:ilvl w:val="0"/>
+          <w:numId w:val="1002"/>
+        </w:numPr>
+        <w:pStyle w:val="Compact"/>
+      </w:pPr>
+      <w:r>
+        <w:t xml:space="preserve">Put a door on a short wall and a window on a long wall. Use the symbols from Lesson 4.10.</w:t>
+      </w:r>
+    </w:p>
+    <w:p>
+      <w:pPr>
+        <w:numPr>
+          <w:ilvl w:val="0"/>
+          <w:numId w:val="1002"/>
+        </w:numPr>
+        <w:pStyle w:val="Compact"/>
+      </w:pPr>
+      <w:r>
+        <w:t xml:space="preserve">Label the scale.</w:t>
+      </w:r>
+    </w:p>
+    <w:p>
+      <w:pPr>
+        <w:numPr>
+          <w:ilvl w:val="0"/>
+          <w:numId w:val="1002"/>
+        </w:numPr>
+        <w:pStyle w:val="Compact"/>
+      </w:pPr>
+      <w:r>
+        <w:t xml:space="preserve">Two minutes to draw, one minute to check with a neighbor</w:t>
       </w:r>
       <w:r>
         <w:t xml:space="preserve"> </w:t>
       </w:r>
       <w:r>
-        <w:t xml:space="preserve">Image: a designer’s desk with a floor plan, a tape measure, and a notepad with a list on it.</w:t>
+        <w:t xml:space="preserve">Notes: Day 5 of the daily floor plan stack. The check question is: does the door symbol show the swing? Sheets go in the stack; the stack is collected with the project in Lesson 4.15.</w:t>
       </w:r>
     </w:p>
     <w:p>
       <w:pPr>
         <w:pStyle w:val="Heading2"/>
       </w:pPr>
-      <w:bookmarkStart w:id="22" w:name="slide-2-do-now"/>
-      <w:r>
-        <w:t xml:space="preserve">Slide 2: Do now</w:t>
-      </w:r>
-      <w:bookmarkEnd w:id="22"/>
-    </w:p>
-    <w:p>
-      <w:pPr>
-        <w:numPr>
-          <w:ilvl w:val="0"/>
-          <w:numId w:val="1002"/>
-        </w:numPr>
-        <w:pStyle w:val="Compact"/>
-      </w:pPr>
-      <w:r>
-        <w:t xml:space="preserve">A room is 10 feet by 12 feet. Draw it at 1/4 inch equals 1 foot.</w:t>
-      </w:r>
-    </w:p>
-    <w:p>
-      <w:pPr>
-        <w:numPr>
-          <w:ilvl w:val="0"/>
-          <w:numId w:val="1002"/>
-        </w:numPr>
-        <w:pStyle w:val="Compact"/>
-      </w:pPr>
-      <w:r>
-        <w:t xml:space="preserve">Put a door on a short wall and a window on a long wall. Use the symbols from Lesson 4.10.</w:t>
-      </w:r>
-    </w:p>
-    <w:p>
-      <w:pPr>
-        <w:numPr>
-          <w:ilvl w:val="0"/>
-          <w:numId w:val="1002"/>
-        </w:numPr>
-        <w:pStyle w:val="Compact"/>
-      </w:pPr>
-      <w:r>
-        <w:t xml:space="preserve">Label the scale.</w:t>
-      </w:r>
-    </w:p>
-    <w:p>
-      <w:pPr>
-        <w:numPr>
-          <w:ilvl w:val="0"/>
-          <w:numId w:val="1002"/>
-        </w:numPr>
-        <w:pStyle w:val="Compact"/>
-      </w:pPr>
-      <w:r>
-        <w:t xml:space="preserve">Two minutes to draw, one minute to check with a neighbor</w:t>
+      <w:bookmarkStart w:id="23" w:name="slide-3-who-have-you-designed-for"/>
+      <w:r>
+        <w:t xml:space="preserve">Slide 3: Who have you designed for?</w:t>
+      </w:r>
+      <w:bookmarkEnd w:id="23"/>
+    </w:p>
+    <w:p>
+      <w:pPr>
+        <w:numPr>
+          <w:ilvl w:val="0"/>
+          <w:numId w:val="1003"/>
+        </w:numPr>
+        <w:pStyle w:val="Compact"/>
+      </w:pPr>
+      <w:r>
+        <w:t xml:space="preserve">Hand vote: who has ever picked out something for another person’s room?</w:t>
+      </w:r>
+    </w:p>
+    <w:p>
+      <w:pPr>
+        <w:numPr>
+          <w:ilvl w:val="0"/>
+          <w:numId w:val="1003"/>
+        </w:numPr>
+        <w:pStyle w:val="Compact"/>
+      </w:pPr>
+      <w:r>
+        <w:t xml:space="preserve">Who got it wrong?</w:t>
+      </w:r>
+    </w:p>
+    <w:p>
+      <w:pPr>
+        <w:numPr>
+          <w:ilvl w:val="0"/>
+          <w:numId w:val="1003"/>
+        </w:numPr>
+        <w:pStyle w:val="Compact"/>
+      </w:pPr>
+      <w:r>
+        <w:t xml:space="preserve">One story, twenty seconds</w:t>
       </w:r>
       <w:r>
         <w:t xml:space="preserve"> </w:t>
       </w:r>
       <w:r>
-        <w:t xml:space="preserve">Notes: Day 5 of the daily floor plan stack. The check question is: does the door symbol show the swing? Sheets go in the stack; the stack is collected with the project in Lesson 4.15.</w:t>
+        <w:t xml:space="preserve">Notes: Take one story and stop. The point of the vote is that designing for somebody else is normal and it is harder than it looks.</w:t>
       </w:r>
     </w:p>
     <w:p>
       <w:pPr>
         <w:pStyle w:val="Heading2"/>
       </w:pPr>
-      <w:bookmarkStart w:id="23" w:name="slide-3-who-have-you-designed-for"/>
-      <w:r>
-        <w:t xml:space="preserve">Slide 3: Who have you designed for?</w:t>
-      </w:r>
-      <w:bookmarkEnd w:id="23"/>
-    </w:p>
-    <w:p>
-      <w:pPr>
-        <w:numPr>
-          <w:ilvl w:val="0"/>
-          <w:numId w:val="1003"/>
-        </w:numPr>
-        <w:pStyle w:val="Compact"/>
-      </w:pPr>
-      <w:r>
-        <w:t xml:space="preserve">Hand vote: who has ever picked out something for another person’s room?</w:t>
-      </w:r>
-    </w:p>
-    <w:p>
-      <w:pPr>
-        <w:numPr>
-          <w:ilvl w:val="0"/>
-          <w:numId w:val="1003"/>
-        </w:numPr>
-        <w:pStyle w:val="Compact"/>
-      </w:pPr>
-      <w:r>
-        <w:t xml:space="preserve">Who got it wrong?</w:t>
-      </w:r>
-    </w:p>
-    <w:p>
-      <w:pPr>
-        <w:numPr>
-          <w:ilvl w:val="0"/>
-          <w:numId w:val="1003"/>
-        </w:numPr>
-        <w:pStyle w:val="Compact"/>
-      </w:pPr>
-      <w:r>
-        <w:t xml:space="preserve">One story, twenty seconds</w:t>
+      <w:bookmarkStart w:id="24" w:name="slide-4-client-and-brief"/>
+      <w:r>
+        <w:t xml:space="preserve">Slide 4: Client and brief</w:t>
+      </w:r>
+      <w:bookmarkEnd w:id="24"/>
+    </w:p>
+    <w:p>
+      <w:pPr>
+        <w:numPr>
+          <w:ilvl w:val="0"/>
+          <w:numId w:val="1004"/>
+        </w:numPr>
+        <w:pStyle w:val="Compact"/>
+      </w:pPr>
+      <w:r>
+        <w:t xml:space="preserve">Client: the person who pays for the design and lives with it</w:t>
+      </w:r>
+    </w:p>
+    <w:p>
+      <w:pPr>
+        <w:numPr>
+          <w:ilvl w:val="0"/>
+          <w:numId w:val="1004"/>
+        </w:numPr>
+        <w:pStyle w:val="Compact"/>
+      </w:pPr>
+      <w:r>
+        <w:t xml:space="preserve">Brief: what the client tells the designer</w:t>
+      </w:r>
+    </w:p>
+    <w:p>
+      <w:pPr>
+        <w:numPr>
+          <w:ilvl w:val="0"/>
+          <w:numId w:val="1004"/>
+        </w:numPr>
+        <w:pStyle w:val="Compact"/>
+      </w:pPr>
+      <w:r>
+        <w:t xml:space="preserve">A brief has six parts: who, the room, the money, the must-haves, the nice-to-haves, and the rules</w:t>
+      </w:r>
+    </w:p>
+    <w:p>
+      <w:pPr>
+        <w:numPr>
+          <w:ilvl w:val="0"/>
+          <w:numId w:val="1004"/>
+        </w:numPr>
+        <w:pStyle w:val="Compact"/>
+      </w:pPr>
+      <w:r>
+        <w:t xml:space="preserve">Every number in a brief is fixed. Everything else is yours to decide.</w:t>
       </w:r>
       <w:r>
         <w:t xml:space="preserve"> </w:t>
       </w:r>
       <w:r>
-        <w:t xml:space="preserve">Notes: Take one story and stop. The point of the vote is that designing for somebody else is normal and it is harder than it looks.</w:t>
+        <w:t xml:space="preserve">Image: a one-page brief form with the six parts labeled down the side.</w:t>
       </w:r>
     </w:p>
     <w:p>
       <w:pPr>
         <w:pStyle w:val="Heading2"/>
       </w:pPr>
-      <w:bookmarkStart w:id="24" w:name="slide-4-client-and-brief"/>
-      <w:r>
-        <w:t xml:space="preserve">Slide 4: Client and brief</w:t>
-      </w:r>
-      <w:bookmarkEnd w:id="24"/>
-    </w:p>
-    <w:p>
-      <w:pPr>
-        <w:numPr>
-          <w:ilvl w:val="0"/>
-          <w:numId w:val="1004"/>
-        </w:numPr>
-        <w:pStyle w:val="Compact"/>
-      </w:pPr>
-      <w:r>
-        <w:t xml:space="preserve">Client: the person who pays for the design and lives with it</w:t>
-      </w:r>
-    </w:p>
-    <w:p>
-      <w:pPr>
-        <w:numPr>
-          <w:ilvl w:val="0"/>
-          <w:numId w:val="1004"/>
-        </w:numPr>
-        <w:pStyle w:val="Compact"/>
-      </w:pPr>
-      <w:r>
-        <w:t xml:space="preserve">Brief: what the client tells the designer</w:t>
-      </w:r>
-    </w:p>
-    <w:p>
-      <w:pPr>
-        <w:numPr>
-          <w:ilvl w:val="0"/>
-          <w:numId w:val="1004"/>
-        </w:numPr>
-        <w:pStyle w:val="Compact"/>
-      </w:pPr>
-      <w:r>
-        <w:t xml:space="preserve">A brief has six parts: who, the room, the money, the must-haves, the nice-to-haves, and the rules</w:t>
-      </w:r>
-    </w:p>
-    <w:p>
-      <w:pPr>
-        <w:numPr>
-          <w:ilvl w:val="0"/>
-          <w:numId w:val="1004"/>
-        </w:numPr>
-        <w:pStyle w:val="Compact"/>
-      </w:pPr>
-      <w:r>
-        <w:t xml:space="preserve">Every number in a brief is fixed. Everything else is yours to decide.</w:t>
-      </w:r>
-      <w:r>
-        <w:t xml:space="preserve"> </w:t>
-      </w:r>
-      <w:r>
-        <w:t xml:space="preserve">Image: a one-page brief form with the six parts labeled down the side.</w:t>
-      </w:r>
-    </w:p>
-    <w:p>
-      <w:pPr>
-        <w:pStyle w:val="Heading2"/>
-      </w:pPr>
       <w:bookmarkStart w:id="25" w:name="slide-5-a-client-story"/>
       <w:r>
         <w:t xml:space="preserve">Slide 5: A client story</w:t>
@@ -280,37 +271,7 @@
         <w:pStyle w:val="Compact"/>
       </w:pPr>
       <w:r>
-        <w:rPr>
-          <w:rStyle w:val="TeacherNote"/>
-        </w:rPr>
-        <w:t xml:space="preserve">[Sal: your Oracle or Orangetheory story. The customer who said they wanted everything, and the three things they actually needed.]</w:t>
-      </w:r>
-    </w:p>
-    <w:p>
-      <w:pPr>
-        <w:numPr>
-          <w:ilvl w:val="0"/>
-          <w:numId w:val="1005"/>
-        </w:numPr>
-        <w:pStyle w:val="Compact"/>
-      </w:pPr>
-      <w:r>
         <w:t xml:space="preserve">The designer’s job is to find the three things</w:t>
-      </w:r>
-      <w:r>
-        <w:t xml:space="preserve"> </w:t>
-      </w:r>
-      <w:r>
-        <w:t xml:space="preserve">Image:</w:t>
-      </w:r>
-      <w:r>
-        <w:t xml:space="preserve"> </w:t>
-      </w:r>
-      <w:r>
-        <w:rPr>
-          <w:rStyle w:val="TeacherNote"/>
-        </w:rPr>
-        <w:t xml:space="preserve">[Sal: nothing needed, or a photo from that job.]</w:t>
       </w:r>
       <w:r>
         <w:t xml:space="preserve"> </w:t>
